--- a/House Notes (Internal)/HN_ Camelback Casita 63rd Pl.docx
+++ b/House Notes (Internal)/HN_ Camelback Casita 63rd Pl.docx
@@ -95,6 +95,53 @@
       <w:pPr>
         <w:rPr>
           <w:rFonts w:ascii="Roboto" w:cs="Roboto" w:eastAsia="Roboto" w:hAnsi="Roboto"/>
+          <w:b w:val="1"/>
+          <w:sz w:val="20"/>
+          <w:szCs w:val="20"/>
+        </w:rPr>
+      </w:pPr>
+      <w:r>
+        <w:rPr>
+          <w:rFonts w:ascii="Roboto" w:cs="Roboto" w:eastAsia="Roboto" w:hAnsi="Roboto"/>
+          <w:b w:val="1"/>
+          <w:sz w:val="20"/>
+          <w:szCs w:val="20"/>
+          <w:rtl w:val="0"/>
+        </w:rPr>
+        <w:t xml:space="preserve">Touchstay guest guide:</w:t>
+      </w:r>
+    </w:p>
+    <w:p>
+      <w:pPr>
+        <w:rPr>
+          <w:rFonts w:ascii="Roboto" w:cs="Roboto" w:eastAsia="Roboto" w:hAnsi="Roboto"/>
+          <w:sz w:val="20"/>
+          <w:szCs w:val="20"/>
+        </w:rPr>
+      </w:pPr>
+      <w:hyperlink r:id="rId6">
+        <w:r>
+          <w:rPr>
+            <w:rFonts w:ascii="Roboto" w:cs="Roboto" w:eastAsia="Roboto" w:hAnsi="Roboto"/>
+            <w:color w:val="1155cc"/>
+            <w:sz w:val="20"/>
+            <w:szCs w:val="20"/>
+            <w:u w:val="single"/>
+            <w:rtl w:val="0"/>
+          </w:rPr>
+          <w:t xml:space="preserve">https://guide.touchstay.com/guest/bjif1MfWHQx0z</w:t>
+        </w:r>
+      </w:hyperlink>
+      <w:r>
+        <w:rPr>
+          <w:rtl w:val="0"/>
+        </w:rPr>
+      </w:r>
+    </w:p>
+    <w:p>
+      <w:pPr>
+        <w:rPr>
+          <w:rFonts w:ascii="Roboto" w:cs="Roboto" w:eastAsia="Roboto" w:hAnsi="Roboto"/>
           <w:sz w:val="20"/>
           <w:szCs w:val="20"/>
         </w:rPr>
@@ -295,7 +342,7 @@
           <w:u w:val="single"/>
         </w:rPr>
       </w:pPr>
-      <w:hyperlink r:id="rId6">
+      <w:hyperlink r:id="rId7">
         <w:r>
           <w:rPr>
             <w:rFonts w:ascii="Roboto" w:cs="Roboto" w:eastAsia="Roboto" w:hAnsi="Roboto"/>
@@ -413,8 +460,276 @@
       </w:pPr>
       <w:r>
         <w:rPr>
-          <w:rtl w:val="0"/>
-        </w:rPr>
+          <w:rFonts w:ascii="Roboto" w:cs="Roboto" w:eastAsia="Roboto" w:hAnsi="Roboto"/>
+          <w:sz w:val="20"/>
+          <w:szCs w:val="20"/>
+          <w:rtl w:val="0"/>
+        </w:rPr>
+        <w:t xml:space="preserve">House notes from Kylie visit  (QA walkthrough 4/22):</w:t>
+      </w:r>
+    </w:p>
+    <w:p>
+      <w:pPr>
+        <w:numPr>
+          <w:ilvl w:val="0"/>
+          <w:numId w:val="12"/>
+        </w:numPr>
+        <w:ind w:left="720" w:hanging="360"/>
+        <w:rPr>
+          <w:rFonts w:ascii="Roboto" w:cs="Roboto" w:eastAsia="Roboto" w:hAnsi="Roboto"/>
+          <w:sz w:val="20"/>
+          <w:szCs w:val="20"/>
+          <w:u w:val="none"/>
+        </w:rPr>
+      </w:pPr>
+      <w:r>
+        <w:rPr>
+          <w:rFonts w:ascii="Roboto" w:cs="Roboto" w:eastAsia="Roboto" w:hAnsi="Roboto"/>
+          <w:sz w:val="20"/>
+          <w:szCs w:val="20"/>
+          <w:rtl w:val="0"/>
+        </w:rPr>
+        <w:t xml:space="preserve">Cleaning feedback (sent to w&amp;g with photos)</w:t>
+      </w:r>
+    </w:p>
+    <w:p>
+      <w:pPr>
+        <w:numPr>
+          <w:ilvl w:val="0"/>
+          <w:numId w:val="12"/>
+        </w:numPr>
+        <w:ind w:left="720" w:hanging="360"/>
+        <w:rPr>
+          <w:rFonts w:ascii="Roboto" w:cs="Roboto" w:eastAsia="Roboto" w:hAnsi="Roboto"/>
+          <w:sz w:val="20"/>
+          <w:szCs w:val="20"/>
+          <w:u w:val="none"/>
+        </w:rPr>
+      </w:pPr>
+      <w:r>
+        <w:rPr>
+          <w:rFonts w:ascii="Roboto" w:cs="Roboto" w:eastAsia="Roboto" w:hAnsi="Roboto"/>
+          <w:sz w:val="20"/>
+          <w:szCs w:val="20"/>
+          <w:rtl w:val="0"/>
+        </w:rPr>
+        <w:t xml:space="preserve">Keep back up ring battery charging under tv in living room - the screwdriver is on the door in cleaning closet</w:t>
+      </w:r>
+    </w:p>
+    <w:p>
+      <w:pPr>
+        <w:numPr>
+          <w:ilvl w:val="0"/>
+          <w:numId w:val="12"/>
+        </w:numPr>
+        <w:ind w:left="720" w:hanging="360"/>
+        <w:rPr>
+          <w:rFonts w:ascii="Roboto" w:cs="Roboto" w:eastAsia="Roboto" w:hAnsi="Roboto"/>
+          <w:sz w:val="20"/>
+          <w:szCs w:val="20"/>
+          <w:u w:val="none"/>
+        </w:rPr>
+      </w:pPr>
+      <w:r>
+        <w:rPr>
+          <w:rFonts w:ascii="Roboto" w:cs="Roboto" w:eastAsia="Roboto" w:hAnsi="Roboto"/>
+          <w:sz w:val="20"/>
+          <w:szCs w:val="20"/>
+          <w:rtl w:val="0"/>
+        </w:rPr>
+        <w:t xml:space="preserve">Schedule the laundry door fix, water softener, look at shower pipes (making weird noise)</w:t>
+      </w:r>
+    </w:p>
+    <w:p>
+      <w:pPr>
+        <w:numPr>
+          <w:ilvl w:val="0"/>
+          <w:numId w:val="12"/>
+        </w:numPr>
+        <w:ind w:left="720" w:hanging="360"/>
+        <w:rPr>
+          <w:rFonts w:ascii="Roboto" w:cs="Roboto" w:eastAsia="Roboto" w:hAnsi="Roboto"/>
+          <w:sz w:val="20"/>
+          <w:szCs w:val="20"/>
+          <w:u w:val="none"/>
+        </w:rPr>
+      </w:pPr>
+      <w:r>
+        <w:rPr>
+          <w:rFonts w:ascii="Roboto" w:cs="Roboto" w:eastAsia="Roboto" w:hAnsi="Roboto"/>
+          <w:sz w:val="20"/>
+          <w:szCs w:val="20"/>
+          <w:rtl w:val="0"/>
+        </w:rPr>
+        <w:t xml:space="preserve">Cleaned ALL cabinets </w:t>
+      </w:r>
+    </w:p>
+    <w:p>
+      <w:pPr>
+        <w:numPr>
+          <w:ilvl w:val="0"/>
+          <w:numId w:val="12"/>
+        </w:numPr>
+        <w:ind w:left="720" w:hanging="360"/>
+        <w:rPr>
+          <w:rFonts w:ascii="Roboto" w:cs="Roboto" w:eastAsia="Roboto" w:hAnsi="Roboto"/>
+          <w:sz w:val="20"/>
+          <w:szCs w:val="20"/>
+          <w:u w:val="none"/>
+        </w:rPr>
+      </w:pPr>
+      <w:r>
+        <w:rPr>
+          <w:rFonts w:ascii="Roboto" w:cs="Roboto" w:eastAsia="Roboto" w:hAnsi="Roboto"/>
+          <w:sz w:val="20"/>
+          <w:szCs w:val="20"/>
+          <w:rtl w:val="0"/>
+        </w:rPr>
+        <w:t xml:space="preserve">Threw away a lot </w:t>
+      </w:r>
+    </w:p>
+    <w:p>
+      <w:pPr>
+        <w:numPr>
+          <w:ilvl w:val="0"/>
+          <w:numId w:val="12"/>
+        </w:numPr>
+        <w:ind w:left="720" w:hanging="360"/>
+        <w:rPr>
+          <w:rFonts w:ascii="Roboto" w:cs="Roboto" w:eastAsia="Roboto" w:hAnsi="Roboto"/>
+          <w:sz w:val="20"/>
+          <w:szCs w:val="20"/>
+          <w:u w:val="none"/>
+        </w:rPr>
+      </w:pPr>
+      <w:r>
+        <w:rPr>
+          <w:rFonts w:ascii="Roboto" w:cs="Roboto" w:eastAsia="Roboto" w:hAnsi="Roboto"/>
+          <w:sz w:val="20"/>
+          <w:szCs w:val="20"/>
+          <w:rtl w:val="0"/>
+        </w:rPr>
+        <w:t xml:space="preserve">Wiped everything (windows as well) </w:t>
+      </w:r>
+    </w:p>
+    <w:p>
+      <w:pPr>
+        <w:numPr>
+          <w:ilvl w:val="0"/>
+          <w:numId w:val="12"/>
+        </w:numPr>
+        <w:ind w:left="720" w:hanging="360"/>
+        <w:rPr>
+          <w:rFonts w:ascii="Roboto" w:cs="Roboto" w:eastAsia="Roboto" w:hAnsi="Roboto"/>
+          <w:sz w:val="20"/>
+          <w:szCs w:val="20"/>
+          <w:u w:val="none"/>
+        </w:rPr>
+      </w:pPr>
+      <w:r>
+        <w:rPr>
+          <w:rFonts w:ascii="Roboto" w:cs="Roboto" w:eastAsia="Roboto" w:hAnsi="Roboto"/>
+          <w:sz w:val="20"/>
+          <w:szCs w:val="20"/>
+          <w:rtl w:val="0"/>
+        </w:rPr>
+        <w:t xml:space="preserve">Changed all ac filters. There are back ups that I bought </w:t>
+      </w:r>
+    </w:p>
+    <w:p>
+      <w:pPr>
+        <w:numPr>
+          <w:ilvl w:val="0"/>
+          <w:numId w:val="12"/>
+        </w:numPr>
+        <w:ind w:left="720" w:hanging="360"/>
+        <w:rPr>
+          <w:rFonts w:ascii="Roboto" w:cs="Roboto" w:eastAsia="Roboto" w:hAnsi="Roboto"/>
+          <w:sz w:val="20"/>
+          <w:szCs w:val="20"/>
+          <w:u w:val="none"/>
+        </w:rPr>
+      </w:pPr>
+      <w:r>
+        <w:rPr>
+          <w:rFonts w:ascii="Roboto" w:cs="Roboto" w:eastAsia="Roboto" w:hAnsi="Roboto"/>
+          <w:sz w:val="20"/>
+          <w:szCs w:val="20"/>
+          <w:rtl w:val="0"/>
+        </w:rPr>
+        <w:t xml:space="preserve">Bought more keriug pods</w:t>
+      </w:r>
+    </w:p>
+    <w:p>
+      <w:pPr>
+        <w:numPr>
+          <w:ilvl w:val="0"/>
+          <w:numId w:val="12"/>
+        </w:numPr>
+        <w:ind w:left="720" w:hanging="360"/>
+        <w:rPr>
+          <w:rFonts w:ascii="Roboto" w:cs="Roboto" w:eastAsia="Roboto" w:hAnsi="Roboto"/>
+          <w:sz w:val="20"/>
+          <w:szCs w:val="20"/>
+          <w:u w:val="none"/>
+        </w:rPr>
+      </w:pPr>
+      <w:r>
+        <w:rPr>
+          <w:rFonts w:ascii="Roboto" w:cs="Roboto" w:eastAsia="Roboto" w:hAnsi="Roboto"/>
+          <w:sz w:val="20"/>
+          <w:szCs w:val="20"/>
+          <w:rtl w:val="0"/>
+        </w:rPr>
+        <w:t xml:space="preserve">Cleaned up floaties</w:t>
+      </w:r>
+    </w:p>
+    <w:p>
+      <w:pPr>
+        <w:numPr>
+          <w:ilvl w:val="0"/>
+          <w:numId w:val="12"/>
+        </w:numPr>
+        <w:ind w:left="720" w:hanging="360"/>
+        <w:rPr>
+          <w:rFonts w:ascii="Roboto" w:cs="Roboto" w:eastAsia="Roboto" w:hAnsi="Roboto"/>
+          <w:sz w:val="20"/>
+          <w:szCs w:val="20"/>
+          <w:u w:val="none"/>
+        </w:rPr>
+      </w:pPr>
+      <w:r>
+        <w:rPr>
+          <w:rFonts w:ascii="Roboto" w:cs="Roboto" w:eastAsia="Roboto" w:hAnsi="Roboto"/>
+          <w:sz w:val="20"/>
+          <w:szCs w:val="20"/>
+          <w:rtl w:val="0"/>
+        </w:rPr>
+        <w:t xml:space="preserve">Need to call pool guy - water is merky </w:t>
+      </w:r>
+    </w:p>
+    <w:p>
+      <w:pPr>
+        <w:numPr>
+          <w:ilvl w:val="0"/>
+          <w:numId w:val="12"/>
+        </w:numPr>
+        <w:ind w:left="720" w:hanging="360"/>
+        <w:rPr>
+          <w:rFonts w:ascii="Roboto" w:cs="Roboto" w:eastAsia="Roboto" w:hAnsi="Roboto"/>
+          <w:sz w:val="20"/>
+          <w:szCs w:val="20"/>
+          <w:u w:val="none"/>
+        </w:rPr>
+      </w:pPr>
+      <w:r>
+        <w:rPr>
+          <w:rFonts w:ascii="Roboto" w:cs="Roboto" w:eastAsia="Roboto" w:hAnsi="Roboto"/>
+          <w:sz w:val="20"/>
+          <w:szCs w:val="20"/>
+          <w:rtl w:val="0"/>
+        </w:rPr>
+        <w:t xml:space="preserve">Bought cookies wrote letter </w:t>
       </w:r>
     </w:p>
     <w:p>
@@ -845,7 +1160,7 @@
       <w:pPr>
         <w:numPr>
           <w:ilvl w:val="0"/>
-          <w:numId w:val="16"/>
+          <w:numId w:val="17"/>
         </w:numPr>
         <w:ind w:left="720" w:hanging="360"/>
         <w:rPr>
@@ -983,7 +1298,7 @@
       <w:pPr>
         <w:numPr>
           <w:ilvl w:val="0"/>
-          <w:numId w:val="13"/>
+          <w:numId w:val="14"/>
         </w:numPr>
         <w:shd w:fill="ffffff" w:val="clear"/>
         <w:spacing w:after="0" w:afterAutospacing="0" w:before="240" w:lineRule="auto"/>
@@ -1009,7 +1324,7 @@
       <w:pPr>
         <w:numPr>
           <w:ilvl w:val="1"/>
-          <w:numId w:val="13"/>
+          <w:numId w:val="14"/>
         </w:numPr>
         <w:shd w:fill="ffffff" w:val="clear"/>
         <w:spacing w:after="0" w:afterAutospacing="0" w:before="0" w:beforeAutospacing="0" w:lineRule="auto"/>
@@ -1044,7 +1359,7 @@
       <w:pPr>
         <w:numPr>
           <w:ilvl w:val="1"/>
-          <w:numId w:val="13"/>
+          <w:numId w:val="14"/>
         </w:numPr>
         <w:shd w:fill="ffffff" w:val="clear"/>
         <w:spacing w:after="0" w:afterAutospacing="0" w:before="0" w:beforeAutospacing="0" w:lineRule="auto"/>
@@ -1070,7 +1385,7 @@
       <w:pPr>
         <w:numPr>
           <w:ilvl w:val="2"/>
-          <w:numId w:val="13"/>
+          <w:numId w:val="14"/>
         </w:numPr>
         <w:shd w:fill="ffffff" w:val="clear"/>
         <w:spacing w:after="0" w:afterAutospacing="0" w:before="0" w:beforeAutospacing="0" w:lineRule="auto"/>
@@ -1100,7 +1415,7 @@
       <w:pPr>
         <w:numPr>
           <w:ilvl w:val="0"/>
-          <w:numId w:val="13"/>
+          <w:numId w:val="14"/>
         </w:numPr>
         <w:shd w:fill="ffffff" w:val="clear"/>
         <w:spacing w:after="0" w:afterAutospacing="0" w:before="0" w:beforeAutospacing="0" w:lineRule="auto"/>
@@ -1126,7 +1441,7 @@
       <w:pPr>
         <w:numPr>
           <w:ilvl w:val="1"/>
-          <w:numId w:val="13"/>
+          <w:numId w:val="14"/>
         </w:numPr>
         <w:shd w:fill="ffffff" w:val="clear"/>
         <w:spacing w:after="0" w:afterAutospacing="0" w:before="0" w:beforeAutospacing="0" w:lineRule="auto"/>
@@ -1151,31 +1466,63 @@
       <w:pPr>
         <w:numPr>
           <w:ilvl w:val="0"/>
-          <w:numId w:val="13"/>
+          <w:numId w:val="14"/>
+        </w:numPr>
+        <w:shd w:fill="ffffff" w:val="clear"/>
+        <w:spacing w:after="0" w:afterAutospacing="0" w:before="0" w:beforeAutospacing="0" w:lineRule="auto"/>
+        <w:ind w:left="720" w:hanging="360"/>
+        <w:rPr>
+          <w:rFonts w:ascii="Roboto" w:cs="Roboto" w:eastAsia="Roboto" w:hAnsi="Roboto"/>
+          <w:sz w:val="24"/>
+          <w:szCs w:val="24"/>
+        </w:rPr>
+      </w:pPr>
+      <w:r>
+        <w:rPr>
+          <w:rFonts w:ascii="Roboto" w:cs="Roboto" w:eastAsia="Roboto" w:hAnsi="Roboto"/>
+          <w:b w:val="1"/>
+          <w:sz w:val="24"/>
+          <w:szCs w:val="24"/>
+          <w:rtl w:val="0"/>
+        </w:rPr>
+        <w:t xml:space="preserve">Cleaning closet:</w:t>
+      </w:r>
+    </w:p>
+    <w:p>
+      <w:pPr>
+        <w:numPr>
+          <w:ilvl w:val="0"/>
+          <w:numId w:val="14"/>
         </w:numPr>
         <w:shd w:fill="ffffff" w:val="clear"/>
         <w:spacing w:after="240" w:before="0" w:beforeAutospacing="0" w:lineRule="auto"/>
         <w:ind w:left="720" w:hanging="360"/>
         <w:rPr>
           <w:rFonts w:ascii="Roboto" w:cs="Roboto" w:eastAsia="Roboto" w:hAnsi="Roboto"/>
-          <w:sz w:val="24"/>
-          <w:szCs w:val="24"/>
-        </w:rPr>
-      </w:pPr>
-      <w:r>
-        <w:rPr>
-          <w:rFonts w:ascii="Roboto" w:cs="Roboto" w:eastAsia="Roboto" w:hAnsi="Roboto"/>
           <w:b w:val="1"/>
           <w:sz w:val="24"/>
           <w:szCs w:val="24"/>
-          <w:rtl w:val="0"/>
-        </w:rPr>
-        <w:t xml:space="preserve">Cleaning closet:</w:t>
-      </w:r>
-      <w:r>
-        <w:rPr>
-          <w:rtl w:val="0"/>
-        </w:rPr>
+          <w:u w:val="none"/>
+        </w:rPr>
+      </w:pPr>
+      <w:r>
+        <w:rPr>
+          <w:rFonts w:ascii="Roboto" w:cs="Roboto" w:eastAsia="Roboto" w:hAnsi="Roboto"/>
+          <w:b w:val="1"/>
+          <w:sz w:val="24"/>
+          <w:szCs w:val="24"/>
+          <w:rtl w:val="0"/>
+        </w:rPr>
+        <w:t xml:space="preserve">AC code - 3369.  </w:t>
+      </w:r>
+      <w:r>
+        <w:rPr>
+          <w:rFonts w:ascii="Roboto" w:cs="Roboto" w:eastAsia="Roboto" w:hAnsi="Roboto"/>
+          <w:sz w:val="24"/>
+          <w:szCs w:val="24"/>
+          <w:rtl w:val="0"/>
+        </w:rPr>
+        <w:t xml:space="preserve">Use for guests to be able to turn air temp up when they leave.</w:t>
       </w:r>
     </w:p>
     <w:p>
@@ -1573,7 +1920,7 @@
       <w:pPr>
         <w:numPr>
           <w:ilvl w:val="0"/>
-          <w:numId w:val="14"/>
+          <w:numId w:val="15"/>
         </w:numPr>
         <w:shd w:fill="ffffff" w:val="clear"/>
         <w:spacing w:after="0" w:afterAutospacing="0" w:before="240" w:lineRule="auto"/>
@@ -1596,7 +1943,7 @@
       <w:pPr>
         <w:numPr>
           <w:ilvl w:val="0"/>
-          <w:numId w:val="14"/>
+          <w:numId w:val="15"/>
         </w:numPr>
         <w:shd w:fill="ffffff" w:val="clear"/>
         <w:spacing w:after="240" w:before="0" w:beforeAutospacing="0" w:lineRule="auto"/>
@@ -1617,7 +1964,7 @@
         </w:rPr>
         <w:t xml:space="preserve">Guest Messaging Guide:</w:t>
       </w:r>
-      <w:hyperlink r:id="rId7">
+      <w:hyperlink r:id="rId8">
         <w:r>
           <w:rPr>
             <w:rFonts w:ascii="Roboto" w:cs="Roboto" w:eastAsia="Roboto" w:hAnsi="Roboto"/>
@@ -1629,7 +1976,7 @@
           <w:t xml:space="preserve"> </w:t>
         </w:r>
       </w:hyperlink>
-      <w:hyperlink r:id="rId8">
+      <w:hyperlink r:id="rId9">
         <w:r>
           <w:rPr>
             <w:rFonts w:ascii="Roboto" w:cs="Roboto" w:eastAsia="Roboto" w:hAnsi="Roboto"/>
@@ -2075,7 +2422,7 @@
       <w:pPr>
         <w:numPr>
           <w:ilvl w:val="1"/>
-          <w:numId w:val="15"/>
+          <w:numId w:val="16"/>
         </w:numPr>
         <w:pBdr>
           <w:top w:color="e3e3e3" w:space="0" w:sz="0" w:val="none"/>
@@ -2118,7 +2465,7 @@
       <w:pPr>
         <w:numPr>
           <w:ilvl w:val="1"/>
-          <w:numId w:val="15"/>
+          <w:numId w:val="16"/>
         </w:numPr>
         <w:pBdr>
           <w:top w:color="e3e3e3" w:space="0" w:sz="0" w:val="none"/>
@@ -2158,7 +2505,7 @@
                     <pic:cNvPicPr preferRelativeResize="0"/>
                   </pic:nvPicPr>
                   <pic:blipFill>
-                    <a:blip r:embed="rId9"/>
+                    <a:blip r:embed="rId10"/>
                     <a:srcRect b="0" l="0" r="0" t="0"/>
                     <a:stretch>
                       <a:fillRect/>
@@ -2488,7 +2835,7 @@
       <w:pPr>
         <w:numPr>
           <w:ilvl w:val="0"/>
-          <w:numId w:val="17"/>
+          <w:numId w:val="18"/>
         </w:numPr>
         <w:ind w:left="720" w:hanging="360"/>
         <w:rPr/>
@@ -2582,7 +2929,7 @@
       <w:pPr>
         <w:numPr>
           <w:ilvl w:val="1"/>
-          <w:numId w:val="14"/>
+          <w:numId w:val="15"/>
         </w:numPr>
         <w:shd w:fill="ffffff" w:val="clear"/>
         <w:spacing w:after="0" w:afterAutospacing="0" w:before="240" w:lineRule="auto"/>
@@ -2617,7 +2964,7 @@
       <w:pPr>
         <w:numPr>
           <w:ilvl w:val="1"/>
-          <w:numId w:val="14"/>
+          <w:numId w:val="15"/>
         </w:numPr>
         <w:shd w:fill="ffffff" w:val="clear"/>
         <w:spacing w:after="0" w:afterAutospacing="0" w:before="0" w:beforeAutospacing="0" w:lineRule="auto"/>
@@ -2652,7 +2999,7 @@
       <w:pPr>
         <w:numPr>
           <w:ilvl w:val="1"/>
-          <w:numId w:val="14"/>
+          <w:numId w:val="15"/>
         </w:numPr>
         <w:shd w:fill="ffffff" w:val="clear"/>
         <w:spacing w:after="240" w:before="0" w:beforeAutospacing="0" w:lineRule="auto"/>
@@ -2826,7 +3173,7 @@
       <w:pPr>
         <w:numPr>
           <w:ilvl w:val="0"/>
-          <w:numId w:val="12"/>
+          <w:numId w:val="13"/>
         </w:numPr>
         <w:shd w:fill="ffffff" w:val="clear"/>
         <w:spacing w:after="0" w:afterAutospacing="0" w:before="240" w:lineRule="auto"/>
@@ -2861,7 +3208,7 @@
       <w:pPr>
         <w:numPr>
           <w:ilvl w:val="0"/>
-          <w:numId w:val="12"/>
+          <w:numId w:val="13"/>
         </w:numPr>
         <w:shd w:fill="ffffff" w:val="clear"/>
         <w:spacing w:after="0" w:afterAutospacing="0" w:before="0" w:beforeAutospacing="0" w:lineRule="auto"/>
@@ -2896,7 +3243,7 @@
       <w:pPr>
         <w:numPr>
           <w:ilvl w:val="0"/>
-          <w:numId w:val="12"/>
+          <w:numId w:val="13"/>
         </w:numPr>
         <w:shd w:fill="ffffff" w:val="clear"/>
         <w:spacing w:after="240" w:before="0" w:beforeAutospacing="0" w:lineRule="auto"/>
@@ -4552,7 +4899,7 @@
     <w:lvl w:ilvl="0">
       <w:start w:val="1"/>
       <w:numFmt w:val="bullet"/>
-      <w:lvlText w:val="●"/>
+      <w:lvlText w:val="-"/>
       <w:lvlJc w:val="left"/>
       <w:pPr>
         <w:ind w:left="720" w:hanging="360"/>
@@ -4564,7 +4911,7 @@
     <w:lvl w:ilvl="1">
       <w:start w:val="1"/>
       <w:numFmt w:val="bullet"/>
-      <w:lvlText w:val="○"/>
+      <w:lvlText w:val="-"/>
       <w:lvlJc w:val="left"/>
       <w:pPr>
         <w:ind w:left="1440" w:hanging="360"/>
@@ -4576,7 +4923,7 @@
     <w:lvl w:ilvl="2">
       <w:start w:val="1"/>
       <w:numFmt w:val="bullet"/>
-      <w:lvlText w:val="■"/>
+      <w:lvlText w:val="-"/>
       <w:lvlJc w:val="left"/>
       <w:pPr>
         <w:ind w:left="2160" w:hanging="360"/>
@@ -4588,7 +4935,7 @@
     <w:lvl w:ilvl="3">
       <w:start w:val="1"/>
       <w:numFmt w:val="bullet"/>
-      <w:lvlText w:val="●"/>
+      <w:lvlText w:val="-"/>
       <w:lvlJc w:val="left"/>
       <w:pPr>
         <w:ind w:left="2880" w:hanging="360"/>
@@ -4600,7 +4947,7 @@
     <w:lvl w:ilvl="4">
       <w:start w:val="1"/>
       <w:numFmt w:val="bullet"/>
-      <w:lvlText w:val="○"/>
+      <w:lvlText w:val="-"/>
       <w:lvlJc w:val="left"/>
       <w:pPr>
         <w:ind w:left="3600" w:hanging="360"/>
@@ -4612,7 +4959,7 @@
     <w:lvl w:ilvl="5">
       <w:start w:val="1"/>
       <w:numFmt w:val="bullet"/>
-      <w:lvlText w:val="■"/>
+      <w:lvlText w:val="-"/>
       <w:lvlJc w:val="left"/>
       <w:pPr>
         <w:ind w:left="4320" w:hanging="360"/>
@@ -4624,7 +4971,7 @@
     <w:lvl w:ilvl="6">
       <w:start w:val="1"/>
       <w:numFmt w:val="bullet"/>
-      <w:lvlText w:val="●"/>
+      <w:lvlText w:val="-"/>
       <w:lvlJc w:val="left"/>
       <w:pPr>
         <w:ind w:left="5040" w:hanging="360"/>
@@ -4636,7 +4983,7 @@
     <w:lvl w:ilvl="7">
       <w:start w:val="1"/>
       <w:numFmt w:val="bullet"/>
-      <w:lvlText w:val="○"/>
+      <w:lvlText w:val="-"/>
       <w:lvlJc w:val="left"/>
       <w:pPr>
         <w:ind w:left="5760" w:hanging="360"/>
@@ -4648,7 +4995,7 @@
     <w:lvl w:ilvl="8">
       <w:start w:val="1"/>
       <w:numFmt w:val="bullet"/>
-      <w:lvlText w:val="■"/>
+      <w:lvlText w:val="-"/>
       <w:lvlJc w:val="left"/>
       <w:pPr>
         <w:ind w:left="6480" w:hanging="360"/>
@@ -4698,7 +5045,7 @@
     <w:lvl w:ilvl="3">
       <w:start w:val="1"/>
       <w:numFmt w:val="bullet"/>
-      <w:lvlText w:val="■"/>
+      <w:lvlText w:val="●"/>
       <w:lvlJc w:val="left"/>
       <w:pPr>
         <w:ind w:left="2880" w:hanging="360"/>
@@ -4808,7 +5155,7 @@
     <w:lvl w:ilvl="3">
       <w:start w:val="1"/>
       <w:numFmt w:val="bullet"/>
-      <w:lvlText w:val="●"/>
+      <w:lvlText w:val="■"/>
       <w:lvlJc w:val="left"/>
       <w:pPr>
         <w:ind w:left="2880" w:hanging="360"/>
@@ -5004,69 +5351,69 @@
     <w:lvl w:ilvl="1">
       <w:start w:val="1"/>
       <w:numFmt w:val="bullet"/>
+      <w:lvlText w:val="○"/>
+      <w:lvlJc w:val="left"/>
+      <w:pPr>
+        <w:ind w:left="1440" w:hanging="360"/>
+      </w:pPr>
+      <w:rPr>
+        <w:u w:val="none"/>
+      </w:rPr>
+    </w:lvl>
+    <w:lvl w:ilvl="2">
+      <w:start w:val="1"/>
+      <w:numFmt w:val="bullet"/>
+      <w:lvlText w:val="■"/>
+      <w:lvlJc w:val="left"/>
+      <w:pPr>
+        <w:ind w:left="2160" w:hanging="360"/>
+      </w:pPr>
+      <w:rPr>
+        <w:u w:val="none"/>
+      </w:rPr>
+    </w:lvl>
+    <w:lvl w:ilvl="3">
+      <w:start w:val="1"/>
+      <w:numFmt w:val="bullet"/>
       <w:lvlText w:val="●"/>
       <w:lvlJc w:val="left"/>
       <w:pPr>
-        <w:ind w:left="1440" w:hanging="360"/>
-      </w:pPr>
-      <w:rPr>
-        <w:u w:val="none"/>
-      </w:rPr>
-    </w:lvl>
-    <w:lvl w:ilvl="2">
+        <w:ind w:left="2880" w:hanging="360"/>
+      </w:pPr>
+      <w:rPr>
+        <w:u w:val="none"/>
+      </w:rPr>
+    </w:lvl>
+    <w:lvl w:ilvl="4">
+      <w:start w:val="1"/>
+      <w:numFmt w:val="bullet"/>
+      <w:lvlText w:val="○"/>
+      <w:lvlJc w:val="left"/>
+      <w:pPr>
+        <w:ind w:left="3600" w:hanging="360"/>
+      </w:pPr>
+      <w:rPr>
+        <w:u w:val="none"/>
+      </w:rPr>
+    </w:lvl>
+    <w:lvl w:ilvl="5">
+      <w:start w:val="1"/>
+      <w:numFmt w:val="bullet"/>
+      <w:lvlText w:val="■"/>
+      <w:lvlJc w:val="left"/>
+      <w:pPr>
+        <w:ind w:left="4320" w:hanging="360"/>
+      </w:pPr>
+      <w:rPr>
+        <w:u w:val="none"/>
+      </w:rPr>
+    </w:lvl>
+    <w:lvl w:ilvl="6">
       <w:start w:val="1"/>
       <w:numFmt w:val="bullet"/>
       <w:lvlText w:val="●"/>
       <w:lvlJc w:val="left"/>
       <w:pPr>
-        <w:ind w:left="2160" w:hanging="360"/>
-      </w:pPr>
-      <w:rPr>
-        <w:u w:val="none"/>
-      </w:rPr>
-    </w:lvl>
-    <w:lvl w:ilvl="3">
-      <w:start w:val="1"/>
-      <w:numFmt w:val="bullet"/>
-      <w:lvlText w:val="●"/>
-      <w:lvlJc w:val="left"/>
-      <w:pPr>
-        <w:ind w:left="2880" w:hanging="360"/>
-      </w:pPr>
-      <w:rPr>
-        <w:u w:val="none"/>
-      </w:rPr>
-    </w:lvl>
-    <w:lvl w:ilvl="4">
-      <w:start w:val="1"/>
-      <w:numFmt w:val="bullet"/>
-      <w:lvlText w:val="●"/>
-      <w:lvlJc w:val="left"/>
-      <w:pPr>
-        <w:ind w:left="3600" w:hanging="360"/>
-      </w:pPr>
-      <w:rPr>
-        <w:u w:val="none"/>
-      </w:rPr>
-    </w:lvl>
-    <w:lvl w:ilvl="5">
-      <w:start w:val="1"/>
-      <w:numFmt w:val="bullet"/>
-      <w:lvlText w:val="●"/>
-      <w:lvlJc w:val="left"/>
-      <w:pPr>
-        <w:ind w:left="4320" w:hanging="360"/>
-      </w:pPr>
-      <w:rPr>
-        <w:u w:val="none"/>
-      </w:rPr>
-    </w:lvl>
-    <w:lvl w:ilvl="6">
-      <w:start w:val="1"/>
-      <w:numFmt w:val="bullet"/>
-      <w:lvlText w:val="●"/>
-      <w:lvlJc w:val="left"/>
-      <w:pPr>
         <w:ind w:left="5040" w:hanging="360"/>
       </w:pPr>
       <w:rPr>
@@ -5076,7 +5423,7 @@
     <w:lvl w:ilvl="7">
       <w:start w:val="1"/>
       <w:numFmt w:val="bullet"/>
-      <w:lvlText w:val="●"/>
+      <w:lvlText w:val="○"/>
       <w:lvlJc w:val="left"/>
       <w:pPr>
         <w:ind w:left="5760" w:hanging="360"/>
@@ -5088,7 +5435,7 @@
     <w:lvl w:ilvl="8">
       <w:start w:val="1"/>
       <w:numFmt w:val="bullet"/>
-      <w:lvlText w:val="●"/>
+      <w:lvlText w:val="■"/>
       <w:lvlJc w:val="left"/>
       <w:pPr>
         <w:ind w:left="6480" w:hanging="360"/>
@@ -5099,6 +5446,116 @@
     </w:lvl>
   </w:abstractNum>
   <w:abstractNum w:abstractNumId="17">
+    <w:lvl w:ilvl="0">
+      <w:start w:val="1"/>
+      <w:numFmt w:val="bullet"/>
+      <w:lvlText w:val="●"/>
+      <w:lvlJc w:val="left"/>
+      <w:pPr>
+        <w:ind w:left="720" w:hanging="360"/>
+      </w:pPr>
+      <w:rPr>
+        <w:u w:val="none"/>
+      </w:rPr>
+    </w:lvl>
+    <w:lvl w:ilvl="1">
+      <w:start w:val="1"/>
+      <w:numFmt w:val="bullet"/>
+      <w:lvlText w:val="●"/>
+      <w:lvlJc w:val="left"/>
+      <w:pPr>
+        <w:ind w:left="1440" w:hanging="360"/>
+      </w:pPr>
+      <w:rPr>
+        <w:u w:val="none"/>
+      </w:rPr>
+    </w:lvl>
+    <w:lvl w:ilvl="2">
+      <w:start w:val="1"/>
+      <w:numFmt w:val="bullet"/>
+      <w:lvlText w:val="●"/>
+      <w:lvlJc w:val="left"/>
+      <w:pPr>
+        <w:ind w:left="2160" w:hanging="360"/>
+      </w:pPr>
+      <w:rPr>
+        <w:u w:val="none"/>
+      </w:rPr>
+    </w:lvl>
+    <w:lvl w:ilvl="3">
+      <w:start w:val="1"/>
+      <w:numFmt w:val="bullet"/>
+      <w:lvlText w:val="●"/>
+      <w:lvlJc w:val="left"/>
+      <w:pPr>
+        <w:ind w:left="2880" w:hanging="360"/>
+      </w:pPr>
+      <w:rPr>
+        <w:u w:val="none"/>
+      </w:rPr>
+    </w:lvl>
+    <w:lvl w:ilvl="4">
+      <w:start w:val="1"/>
+      <w:numFmt w:val="bullet"/>
+      <w:lvlText w:val="●"/>
+      <w:lvlJc w:val="left"/>
+      <w:pPr>
+        <w:ind w:left="3600" w:hanging="360"/>
+      </w:pPr>
+      <w:rPr>
+        <w:u w:val="none"/>
+      </w:rPr>
+    </w:lvl>
+    <w:lvl w:ilvl="5">
+      <w:start w:val="1"/>
+      <w:numFmt w:val="bullet"/>
+      <w:lvlText w:val="●"/>
+      <w:lvlJc w:val="left"/>
+      <w:pPr>
+        <w:ind w:left="4320" w:hanging="360"/>
+      </w:pPr>
+      <w:rPr>
+        <w:u w:val="none"/>
+      </w:rPr>
+    </w:lvl>
+    <w:lvl w:ilvl="6">
+      <w:start w:val="1"/>
+      <w:numFmt w:val="bullet"/>
+      <w:lvlText w:val="●"/>
+      <w:lvlJc w:val="left"/>
+      <w:pPr>
+        <w:ind w:left="5040" w:hanging="360"/>
+      </w:pPr>
+      <w:rPr>
+        <w:u w:val="none"/>
+      </w:rPr>
+    </w:lvl>
+    <w:lvl w:ilvl="7">
+      <w:start w:val="1"/>
+      <w:numFmt w:val="bullet"/>
+      <w:lvlText w:val="●"/>
+      <w:lvlJc w:val="left"/>
+      <w:pPr>
+        <w:ind w:left="5760" w:hanging="360"/>
+      </w:pPr>
+      <w:rPr>
+        <w:u w:val="none"/>
+      </w:rPr>
+    </w:lvl>
+    <w:lvl w:ilvl="8">
+      <w:start w:val="1"/>
+      <w:numFmt w:val="bullet"/>
+      <w:lvlText w:val="●"/>
+      <w:lvlJc w:val="left"/>
+      <w:pPr>
+        <w:ind w:left="6480" w:hanging="360"/>
+      </w:pPr>
+      <w:rPr>
+        <w:u w:val="none"/>
+      </w:rPr>
+    </w:lvl>
+  </w:abstractNum>
+  <w:abstractNum w:abstractNumId="18">
     <w:lvl w:ilvl="0">
       <w:start w:val="1"/>
       <w:numFmt w:val="bullet"/>
@@ -5259,6 +5716,9 @@
   <w:num w:numId="17">
     <w:abstractNumId w:val="17"/>
   </w:num>
+  <w:num w:numId="18">
+    <w:abstractNumId w:val="18"/>
+  </w:num>
 </w:numbering>
 </file>
 
@@ -5283,7 +5743,7 @@
     <w:name w:val="normal"/>
   </w:style>
   <w:style w:type="table" w:styleId="TableNormal" w:default="1">
-    <w:name w:val="Table Normal"/>
+    <w:name w:val="TableNormal"/>
   </w:style>
   <w:style w:type="paragraph" w:styleId="Heading1">
     <w:name w:val="heading 1"/>
